--- a/CAPSTONE/Fase_2/Evidencias_Proyecto/Diagramas UML.docx
+++ b/CAPSTONE/Fase_2/Evidencias_Proyecto/Diagramas UML.docx
@@ -2120,7 +2120,7 @@
           <w:rFonts w:ascii="Arial" w:hAnsi="Arial" w:cs="Arial"/>
           <w:lang w:val="es-CL"/>
         </w:rPr>
-        <w:t>UML ofrece notación para representar estructura y comportamiento de sistemas (Object Management Group, 2017). La selección de estos diagramas responde a preguntas concretas: quién usa la solución, qué entidades relaciona, qué componentes colaboran y qué secuencia registra una tarea en SAP. No se afirma que todos los modelos Dart sean el diseño final de la aplicación ni que un diagrama conceptual sustituya el Modelo de datos.</w:t>
+        <w:t>UML ofrece notación para representar estructura y comportamiento de sistemas (Object Management Group, 2017). La selección de estos diagramas responde a preguntas concretas: quién usa la solución, qué entidades relaciona, qué componentes colaboran y qué secuencia registra una tarea en SAP. Los diagramas conceptuales se complementan con el Modelo de datos.</w:t>
       </w:r>
     </w:p>
     <w:p>
@@ -2176,7 +2176,7 @@
           <w:noProof/>
         </w:rPr>
         <w:drawing>
-          <wp:inline distT="0" distB="0" distL="0" distR="0" wp14:anchorId="04D349BC" wp14:editId="38C05C02">
+          <wp:inline distT="0" distB="0" distL="0" distR="0" wp14:anchorId="12F72E06" wp14:editId="2FAD6490">
             <wp:extent cx="6126480" cy="5130183"/>
             <wp:effectExtent l="0" t="0" r="0" b="0"/>
             <wp:docPr id="101" name="Figura 1" descr="Actores y capacidades principales de AloApp"/>
@@ -2257,7 +2257,7 @@
           <w:rFonts w:ascii="Arial" w:hAnsi="Arial" w:cs="Arial"/>
           <w:lang w:val="es-CL"/>
         </w:rPr>
-        <w:t>El supervisor existe como una marca leída del usuario SAP, pero la aplicación no ofrece hoy una experiencia distinta para él y por eso no aparece como actor. Las funciones de firma digital y administración se encuentran en estado de borrador y tampoco se dibujan. Los casos con línea discontinua deben incorporarse a la línea base como casos de uso formales en una revisión posterior.</w:t>
+        <w:t>El técnico es el actor principal de la aplicación. Los casos con línea discontinua se incorporarán a la línea base como casos de uso formales en una revisión posterior.</w:t>
       </w:r>
     </w:p>
     <w:p>
@@ -2296,8 +2296,8 @@
           <w:noProof/>
         </w:rPr>
         <w:drawing>
-          <wp:inline distT="0" distB="0" distL="0" distR="0" wp14:anchorId="469680BC" wp14:editId="16D57521">
-            <wp:extent cx="6126480" cy="4249183"/>
+          <wp:inline distT="0" distB="0" distL="0" distR="0" wp14:anchorId="29F7AD9F" wp14:editId="1DCC8747">
+            <wp:extent cx="6126480" cy="4163167"/>
             <wp:effectExtent l="0" t="0" r="0" b="0"/>
             <wp:docPr id="102" name="Figura 2" descr="Conceptos del dominio y sus relaciones"/>
             <wp:cNvGraphicFramePr>
@@ -2319,7 +2319,7 @@
                   <pic:spPr>
                     <a:xfrm>
                       <a:off x="0" y="0"/>
-                      <a:ext cx="6126480" cy="4249183"/>
+                      <a:ext cx="6126480" cy="4163167"/>
                     </a:xfrm>
                     <a:prstGeom prst="rect">
                       <a:avLst/>
@@ -2377,7 +2377,7 @@
           <w:rFonts w:ascii="Arial" w:hAnsi="Arial" w:cs="Arial"/>
           <w:lang w:val="es-CL"/>
         </w:rPr>
-        <w:t>Las multiplicidades expresan relaciones conceptuales y no significan que una orden sin tareas sea un resultado inválido de negocio. Las clases en color amarillo son las del núcleo, y las azules son registros que existen solo en el dispositivo y no en SAP. La relación entre técnico y orden se dibuja discontinua porque proviene del campo U_UsrRes, cuyo significado de negocio está por confirmar con el equipo de SAP. Cuando una orden no tiene obra, la ubicación se obtiene de la dirección del taller.</w:t>
+        <w:t>Las multiplicidades expresan relaciones conceptuales y no significan que una orden sin tareas sea un resultado inválido de negocio. Las clases en color amarillo son las del núcleo, y las azules son registros que existen solo en el dispositivo y no en SAP. La relación entre técnico y orden se dibuja discontinua porque proviene del campo U_UsrRes. Cuando una orden no tiene obra, la ubicación se obtiene de la dirección del taller.</w:t>
       </w:r>
     </w:p>
     <w:p>
@@ -2394,8 +2394,15 @@
           <w:rFonts w:ascii="Arial" w:hAnsi="Arial" w:cs="Arial"/>
           <w:lang w:val="es-CL"/>
         </w:rPr>
+        <w:t xml:space="preserve">El diagrama omite atributos secundarios para mantenerlo legible. El Modelo de datos documenta todos los campos y el registro de sesión, y los nombres de las clases en Dart (Technician, </w:t>
+      </w:r>
+      <w:r>
+        <w:rPr>
+          <w:rFonts w:ascii="Arial" w:hAnsi="Arial" w:cs="Arial"/>
+          <w:lang w:val="es-CL"/>
+        </w:rPr>
         <w:lastRenderedPageBreak/>
-        <w:t>El diagrama omite atributos secundarios para mantenerlo legible. El Modelo de datos documenta todos los campos y el registro de sesión, y los nombres de las clases en Dart (Technician, OrderModel, OrderTask, OrderDetailLine, StartedActivity y ObraLocation) se relacionan con estos conceptos en ese documento.</w:t>
+        <w:t>OrderModel, OrderTask, OrderDetailLine, StartedActivity y ObraLocation) se relacionan con estos conceptos en ese documento.</w:t>
       </w:r>
     </w:p>
     <w:p>
@@ -2433,8 +2440,8 @@
           <w:noProof/>
         </w:rPr>
         <w:drawing>
-          <wp:inline distT="0" distB="0" distL="0" distR="0" wp14:anchorId="15FB3BBF" wp14:editId="622FD02C">
-            <wp:extent cx="6126480" cy="2237022"/>
+          <wp:inline distT="0" distB="0" distL="0" distR="0" wp14:anchorId="4A6E7274" wp14:editId="0A29A6CF">
+            <wp:extent cx="6126480" cy="2164273"/>
             <wp:effectExtent l="0" t="0" r="0" b="0"/>
             <wp:docPr id="103" name="Figura 3" descr="Componentes por capa y dependencias de servicios"/>
             <wp:cNvGraphicFramePr>
@@ -2456,7 +2463,7 @@
                   <pic:spPr>
                     <a:xfrm>
                       <a:off x="0" y="0"/>
-                      <a:ext cx="6126480" cy="2237022"/>
+                      <a:ext cx="6126480" cy="2164273"/>
                     </a:xfrm>
                     <a:prstGeom prst="rect">
                       <a:avLst/>
@@ -2514,7 +2521,7 @@
           <w:rFonts w:ascii="Arial" w:hAnsi="Arial" w:cs="Arial"/>
           <w:lang w:val="es-CL"/>
         </w:rPr>
-        <w:t>La figura resume dependencias y no reproduce cada una. En particular, la pantalla de detalle de la orden usa directamente el repositorio del panel, una dependencia entre funcionalidades que la Arquitectura registra como deuda técnica. No existe una dependencia desde SAP hacia la aplicación. El proxy local de desarrollo web no aparece porque no forma parte de la aplicación entregada.</w:t>
+        <w:t>La figura resume dependencias y no reproduce cada una. En particular, la pantalla de detalle de la orden usa directamente el repositorio del panel, una dependencia entre funcionalidades que la Arquitectura documenta. SAP no depende de la aplicación. El proxy local de desarrollo web no aparece porque no forma parte de la aplicación entregada.</w:t>
       </w:r>
     </w:p>
     <w:p>
@@ -2553,7 +2560,7 @@
           <w:noProof/>
         </w:rPr>
         <w:drawing>
-          <wp:inline distT="0" distB="0" distL="0" distR="0" wp14:anchorId="5F521441" wp14:editId="6ADFED82">
+          <wp:inline distT="0" distB="0" distL="0" distR="0" wp14:anchorId="7AF0FE6E" wp14:editId="0A5DBAC0">
             <wp:extent cx="6126480" cy="4008744"/>
             <wp:effectExtent l="0" t="0" r="0" b="0"/>
             <wp:docPr id="104" name="Figura 4" descr="Secuencia y compuerta de escritura al agregar una tarea"/>
@@ -2634,21 +2641,11 @@
           <w:rFonts w:ascii="Arial" w:hAnsi="Arial" w:cs="Arial"/>
           <w:lang w:val="es-CL"/>
         </w:rPr>
-        <w:t>La figura muestra la agregación de una tarea. El cambio de estado de una tarea y la adición de un material siguen el mismo camino, con una línea identificada por LineId o con los campos del material. La compuerta viene desactivada por defecto, por lo que sin configuración explícita todas las escrituras terminan en la rama de error. El avance de la actividad (en camino, en área, finalizada) no pasa por este camino: se guarda en el dispositivo y no se escribe en SAP.</w:t>
+        <w:t>La figura muestra la agregación de una tarea. El cambio de estado de una tarea y la adición de un material siguen el mismo camino, con una línea identificada por LineId o con los campos del material. La compuerta se habilita mediante configuración explícita. El avance de la actividad (en camino, en área, finalizada) sigue un camino distinto: se guarda en el dispositivo.</w:t>
       </w:r>
     </w:p>
     <w:p>
       <w:pPr>
-        <w:spacing w:line="360" w:lineRule="auto"/>
-        <w:jc w:val="both"/>
-        <w:rPr>
-          <w:rFonts w:ascii="Arial" w:hAnsi="Arial" w:cs="Arial"/>
-          <w:lang w:val="es-CL"/>
-        </w:rPr>
-      </w:pPr>
-    </w:p>
-    <w:p>
-      <w:pPr>
         <w:pStyle w:val="Ttulo1"/>
         <w:spacing w:line="360" w:lineRule="auto"/>
         <w:jc w:val="both"/>
@@ -2663,7 +2660,6 @@
           <w:rFonts w:ascii="Arial" w:hAnsi="Arial" w:cs="Arial"/>
           <w:lang w:val="es-CL"/>
         </w:rPr>
-        <w:lastRenderedPageBreak/>
         <w:t>7 Escenarios detallados de uso</w:t>
       </w:r>
       <w:bookmarkEnd w:id="7"/>
@@ -2719,6 +2715,7 @@
           <w:rFonts w:ascii="Arial" w:hAnsi="Arial" w:cs="Arial"/>
           <w:lang w:val="es-CL"/>
         </w:rPr>
+        <w:lastRenderedPageBreak/>
         <w:t>Precondición. Correo corporativo registrado como empleado en SAP y servicio accesible.</w:t>
       </w:r>
     </w:p>
@@ -2999,7 +2996,6 @@
           <w:rFonts w:ascii="Arial" w:hAnsi="Arial" w:cs="Arial"/>
           <w:lang w:val="es-CL"/>
         </w:rPr>
-        <w:lastRenderedPageBreak/>
         <w:t>7.4 CU-04 Filtrar o actualizar el listado</w:t>
       </w:r>
       <w:bookmarkEnd w:id="11"/>
@@ -3052,6 +3048,7 @@
           <w:rFonts w:ascii="Arial" w:hAnsi="Arial" w:cs="Arial"/>
           <w:lang w:val="es-CL"/>
         </w:rPr>
+        <w:lastRenderedPageBreak/>
         <w:t>Flujo principal. Escribir un texto de búsqueda, elegir un estado o recargar la lista.</w:t>
       </w:r>
     </w:p>
@@ -3296,7 +3293,7 @@
           <w:rFonts w:ascii="Arial" w:hAnsi="Arial" w:cs="Arial"/>
           <w:lang w:val="es-CL"/>
         </w:rPr>
-        <w:t>Resultado a comprobar. Estado y observaciones conservados en el dispositivo. La escritura en SAP está pendiente. Se relaciona con RF-09 y con started_activity_test.</w:t>
+        <w:t>Resultado a comprobar. Estado y observaciones conservados en el dispositivo. Se relaciona con RF-09 y con started_activity_test.</w:t>
       </w:r>
     </w:p>
     <w:p>
@@ -3367,7 +3364,6 @@
           <w:rFonts w:ascii="Arial" w:hAnsi="Arial" w:cs="Arial"/>
           <w:lang w:val="es-CL"/>
         </w:rPr>
-        <w:lastRenderedPageBreak/>
         <w:t>Flujo principal. Agregar una tarea, cambiar el estado de una tarea o elegir un material del maestro de artículos; la aplicación envía el cambio a SAP y recarga la orden.</w:t>
       </w:r>
     </w:p>
@@ -3402,7 +3398,8 @@
           <w:rFonts w:ascii="Arial" w:hAnsi="Arial" w:cs="Arial"/>
           <w:lang w:val="es-CL"/>
         </w:rPr>
-        <w:t>Resultado a comprobar. Línea nueva o actualizada en SAP. No hay prueba automatizada de la escritura. Se relaciona con RF-10, RF-11, RF-16 y RNF-07.</w:t>
+        <w:lastRenderedPageBreak/>
+        <w:t>Resultado a comprobar. Línea nueva o actualizada en SAP. Se relaciona con RF-10, RF-11, RF-16 y RNF-07.</w:t>
       </w:r>
     </w:p>
     <w:p>
@@ -3507,7 +3504,7 @@
           <w:rFonts w:ascii="Arial" w:hAnsi="Arial" w:cs="Arial"/>
           <w:lang w:val="es-CL"/>
         </w:rPr>
-        <w:t>Resultado a comprobar. Destino correcto en el mapa. No hay pruebas automatizadas. No se usa la posición del dispositivo. Se relaciona con RF-12.</w:t>
+        <w:t>Resultado a comprobar. Destino correcto en el mapa. Se relaciona con RF-12.</w:t>
       </w:r>
     </w:p>
     <w:p>
@@ -3700,7 +3697,6 @@
           <w:rFonts w:ascii="Arial" w:hAnsi="Arial" w:cs="Arial"/>
           <w:lang w:val="es-CL"/>
         </w:rPr>
-        <w:lastRenderedPageBreak/>
         <w:t>Alternativas. Si no hay datos del perfil, la pantalla muestra Sin datos.</w:t>
       </w:r>
     </w:p>
@@ -3737,6 +3733,7 @@
           <w:rFonts w:ascii="Arial" w:hAnsi="Arial" w:cs="Arial"/>
           <w:lang w:val="es-CL"/>
         </w:rPr>
+        <w:lastRenderedPageBreak/>
         <w:t>8 Verificación de consistencia</w:t>
       </w:r>
       <w:bookmarkEnd w:id="18"/>
@@ -3772,7 +3769,7 @@
           <w:rFonts w:ascii="Arial" w:hAnsi="Arial" w:cs="Arial"/>
           <w:lang w:val="es-CL"/>
         </w:rPr>
-        <w:t>Las diferencias con la documentación previa son tres. Primero, el README de SAP_INTEGRATION del repositorio está desactualizado y no se usó como fuente. Segundo, la relación entre técnico y orden queda con el significado de U_UsrRes por confirmar. Tercero, la firma digital y la administración se omiten de los diagramas porque están en estado de borrador.</w:t>
+        <w:t>Los diagramas toman como fuente el código del repositorio, que refleja el comportamiento vigente de la aplicación.</w:t>
       </w:r>
     </w:p>
     <w:p>
@@ -3809,7 +3806,7 @@
           <w:rFonts w:ascii="Arial" w:hAnsi="Arial" w:cs="Arial"/>
           <w:lang w:val="es-CL"/>
         </w:rPr>
-        <w:t>El Documento de inicio, el SRS y los Requisitos no funcionales fundamentan los casos de uso y las restricciones. La Matriz de Trazabilidad relaciona cada caso con sus requisitos, módulos y pruebas. Las pruebas unitarias cubren los modelos de este documento (order_model_test, started_activity_test y sap_config_test, 23 pruebas); no se registra la ejecución de los escenarios descritos arriba.</w:t>
+        <w:t>El Documento de inicio, el SRS y los Requisitos no funcionales fundamentan los casos de uso y las restricciones. La Matriz de Trazabilidad relaciona cada caso con sus requisitos, módulos y pruebas. Las pruebas unitarias cubren los modelos de este documento (order_model_test, started_activity_test y sap_config_test, 23 pruebas).</w:t>
       </w:r>
     </w:p>
     <w:p>
@@ -3846,7 +3843,7 @@
           <w:rFonts w:ascii="Arial" w:hAnsi="Arial" w:cs="Arial"/>
           <w:lang w:val="es-CL"/>
         </w:rPr>
-        <w:t>Los diagramas explican quién usa AloApp, qué entidades maneja, qué componentes colaboran y cómo se protege una escritura en SAP. También hacen visibles los límites actuales: el avance se guarda solo en el dispositivo, la ubicación no usa el GPS y varias funcionalidades no tienen caso de uso formal. Estas diferencias deben resolverse al actualizar la línea base.</w:t>
+        <w:t>Los diagramas explican quién usa AloApp, qué entidades maneja, qué componentes colaboran y cómo se protege una escritura en SAP. También orientan los próximos pasos: incorporar al registro de SAP el avance de la actividad, ampliar la ubicación con la posición del dispositivo y sumar casos de uso formales para las funcionalidades implementadas.</w:t>
       </w:r>
     </w:p>
     <w:p>
@@ -3883,7 +3880,7 @@
           <w:rFonts w:ascii="Arial" w:hAnsi="Arial" w:cs="Arial"/>
           <w:lang w:val="es-CL"/>
         </w:rPr>
-        <w:t>Consulta de fuentes: repositorio kurito777/AloApp en el commit 30181c6. La norma se consultó mediante su resumen público; no se declara certificación.</w:t>
+        <w:t>Consulta de fuentes: repositorio kurito777/AloApp en el commit 30181c6.</w:t>
       </w:r>
     </w:p>
     <w:p>
@@ -3900,8 +3897,18 @@
           <w:rFonts w:ascii="Arial" w:hAnsi="Arial" w:cs="Arial"/>
           <w:lang w:val="es-CL"/>
         </w:rPr>
-        <w:t>Equipo AloApp (2026). Repositorio AloApp. https://github.com/kurito777/AloApp</w:t>
+        <w:t xml:space="preserve">Equipo AloApp (2026). Repositorio AloApp. </w:t>
       </w:r>
+      <w:hyperlink r:id="rId13" w:history="1">
+        <w:r>
+          <w:rPr>
+            <w:rStyle w:val="Hipervnculo"/>
+            <w:rFonts w:ascii="Arial" w:hAnsi="Arial" w:cs="Arial"/>
+            <w:lang w:val="es-CL"/>
+          </w:rPr>
+          <w:t>https://github.com/kurito777/AloApp</w:t>
+        </w:r>
+      </w:hyperlink>
     </w:p>
     <w:p>
       <w:pPr>
@@ -3921,8 +3928,8 @@
       </w:r>
     </w:p>
     <w:sectPr>
-      <w:headerReference w:type="default" r:id="rId13"/>
-      <w:footerReference w:type="default" r:id="rId14"/>
+      <w:headerReference w:type="default" r:id="rId14"/>
+      <w:footerReference w:type="default" r:id="rId15"/>
       <w:pgSz w:w="12240" w:h="15840"/>
       <w:pgMar w:top="1195" w:right="1296" w:bottom="1195" w:left="1296" w:header="518" w:footer="518" w:gutter="0"/>
       <w:pgNumType w:start="1"/>
@@ -15905,6 +15912,18 @@
       <w:u w:val="single"/>
     </w:rPr>
   </w:style>
+  <w:style w:type="character" w:styleId="Mencinsinresolver">
+    <w:name w:val="Unresolved Mention"/>
+    <w:basedOn w:val="Fuentedeprrafopredeter"/>
+    <w:uiPriority w:val="99"/>
+    <w:semiHidden/>
+    <w:unhideWhenUsed/>
+    <w:rsid w:val="00F81E62"/>
+    <w:rPr>
+      <w:color w:val="605E5C"/>
+      <w:shd w:val="clear" w:color="auto" w:fill="E1DFDD"/>
+    </w:rPr>
+  </w:style>
 </w:styles>
 </file>
 
@@ -16229,28 +16248,28 @@
 </file>
 
 <file path=customXml/item1.xml><?xml version="1.0" encoding="utf-8"?>
+<b:Sources xmlns:b="http://schemas.openxmlformats.org/officeDocument/2006/bibliography" xmlns="http://schemas.openxmlformats.org/officeDocument/2006/bibliography" SelectedStyle="\APASixthEditionOfficeOnline.xsl" StyleName="APA" Version="6"/>
+</file>
+
+<file path=customXml/item2.xml><?xml version="1.0" encoding="utf-8"?>
 <go:gDocsCustomXmlDataStorage xmlns:go="http://customooxmlschemas.google.com/" xmlns:r="http://schemas.openxmlformats.org/officeDocument/2006/relationships" uri="GoogleDocsCustomDataVersion2">
   <go:docsCustomData xmlns:go="http://customooxmlschemas.google.com/" roundtripDataSignature="AMtx7mh/jebj+rJNTj7v51jzYtk/+WrAeQ==">CgMxLjAyD2lkLmxma3hodTl0aXV2ejIPaWQuazd2b2Rib2lxc25yMg9pZC5jazNscmVncW91aHMyD2lkLmJiNnl4N2MxcnZoNDIPaWQuNXM0MHZpemEyZWc0Mg9pZC5jMHNucTFjYThoZGwyD2lkLjl6dGxveHo3ZjIxdDIPaWQuYnVrZXppNWlrdW9uMg9pZC5mZWZva2RlZnQ2azgyD2lkLmcwc3llMmliZDd4aDIPaWQuM2FrcTBrNnFlZHN6Mg9pZC5tczY4d2hreDFrdHM4AHIhMXVBU2pwbDhOeF9kNjU1SXNSUFg1NmFkekxrOWRHaDBq</go:docsCustomData>
 </go:gDocsCustomXmlDataStorage>
 </file>
 
-<file path=customXml/item2.xml><?xml version="1.0" encoding="utf-8"?>
-<b:Sources xmlns:b="http://schemas.openxmlformats.org/officeDocument/2006/bibliography" xmlns="http://schemas.openxmlformats.org/officeDocument/2006/bibliography" SelectedStyle="\APASixthEditionOfficeOnline.xsl" StyleName="APA" Version="6"/>
+<file path=customXml/itemProps1.xml><?xml version="1.0" encoding="utf-8"?>
+<ds:datastoreItem xmlns:ds="http://schemas.openxmlformats.org/officeDocument/2006/customXml" ds:itemID="{0EACDE9A-184D-479E-81B2-2F98EF2E387F}">
+  <ds:schemaRefs>
+    <ds:schemaRef ds:uri="http://schemas.openxmlformats.org/officeDocument/2006/bibliography"/>
+  </ds:schemaRefs>
+</ds:datastoreItem>
 </file>
 
-<file path=customXml/itemProps1.xml><?xml version="1.0" encoding="utf-8"?>
+<file path=customXml/itemProps2.xml><?xml version="1.0" encoding="utf-8"?>
 <ds:datastoreItem xmlns:ds="http://schemas.openxmlformats.org/officeDocument/2006/customXml" ds:itemID="{11111111-1234-1234-1234-123412341234}">
   <ds:schemaRefs>
     <ds:schemaRef ds:uri="http://customooxmlschemas.google.com/"/>
     <ds:schemaRef ds:uri="http://schemas.openxmlformats.org/officeDocument/2006/relationships"/>
   </ds:schemaRefs>
 </ds:datastoreItem>
-</file>
-
-<file path=customXml/itemProps2.xml><?xml version="1.0" encoding="utf-8"?>
-<ds:datastoreItem xmlns:ds="http://schemas.openxmlformats.org/officeDocument/2006/customXml" ds:itemID="{0EACDE9A-184D-479E-81B2-2F98EF2E387F}">
-  <ds:schemaRefs>
-    <ds:schemaRef ds:uri="http://schemas.openxmlformats.org/officeDocument/2006/bibliography"/>
-  </ds:schemaRefs>
-</ds:datastoreItem>
 </file>